--- a/Dataset/generated_documents/inspection/INS_EVT-005.docx
+++ b/Dataset/generated_documents/inspection/INS_EVT-005.docx
@@ -37,7 +37,7 @@
           <w:b/>
           <w:sz w:val="32"/>
         </w:rPr>
-        <w:t>Preventive Inspection Report</w:t>
+        <w:t>Routine Inspection Report</w:t>
       </w:r>
     </w:p>
     <w:p/>
@@ -77,7 +77,7 @@
           </w:tcPr>
           <w:p>
             <w:r>
-              <w:t>4597DA03</w:t>
+              <w:t>1DEFA480</w:t>
             </w:r>
           </w:p>
         </w:tc>
@@ -209,7 +209,7 @@
           </w:tcPr>
           <w:p>
             <w:r>
-              <w:t>14-Jul-2026 22:50</w:t>
+              <w:t>15-Jul-2026 13:05</w:t>
             </w:r>
           </w:p>
         </w:tc>
@@ -619,9 +619,13 @@
     <w:p>
       <w:r>
         <w:br/>
-        <w:t>Preventive inspection performed before</w:t>
+        <w:t>Routine inspection was conducted on</w:t>
         <w:br/>
-        <w:t>scheduled maintenance shutdown.</w:t>
+        <w:t>Feed Pump to evaluate its</w:t>
+        <w:br/>
+        <w:t>operating condition and identify any</w:t>
+        <w:br/>
+        <w:t>abnormalities.</w:t>
         <w:br/>
       </w:r>
     </w:p>
@@ -636,17 +640,20 @@
     <w:p>
       <w:r>
         <w:br/>
-        <w:t>Minor abnormalities detected.</w:t>
+        <w:t>Inspection completed successfully.</w:t>
         <w:br/>
         <w:br/>
-        <w:t>Priority :</w:t>
+        <w:t>Failure Category :</w:t>
+        <w:br/>
+        <w:t>Instrumentation</w:t>
+        <w:br/>
+        <w:br/>
+        <w:t>Severity :</w:t>
         <w:br/>
         <w:t>Medium</w:t>
         <w:br/>
         <w:br/>
-        <w:t>Downtime :</w:t>
-        <w:br/>
-        <w:t>1 Hours</w:t>
+        <w:t>Equipment condition appears satisfactory.</w:t>
         <w:br/>
       </w:r>
     </w:p>
@@ -661,10 +668,10 @@
     <w:p>
       <w:r>
         <w:br/>
-        <w:t>Inspection identified:</w:t>
+        <w:t>Observed condition:</w:t>
         <w:br/>
         <w:br/>
-        <w:t>Follow-up</w:t>
+        <w:t>Performance verification</w:t>
         <w:br/>
       </w:r>
     </w:p>
@@ -678,7 +685,7 @@
     </w:p>
     <w:p>
       <w:r>
-        <w:t>Risk Level : Medium</w:t>
+        <w:t>Risk Level : Low</w:t>
       </w:r>
     </w:p>
     <w:p>
@@ -691,7 +698,7 @@
     </w:p>
     <w:p>
       <w:r>
-        <w:t>Equipment performance is within acceptable limits.</w:t>
+        <w:t>Recommend vibration monitoring during next inspection.</w:t>
       </w:r>
     </w:p>
     <w:p>
@@ -704,7 +711,7 @@
     </w:p>
     <w:p>
       <w:r>
-        <w:t>LOTO procedure was followed throughout maintenance.</w:t>
+        <w:t>Gas detector readings were within permissible limits.</w:t>
       </w:r>
     </w:p>
     <w:p>
@@ -717,7 +724,7 @@
     </w:p>
     <w:p>
       <w:r>
-        <w:t>Laser Alignment Kit</w:t>
+        <w:t>Dial Gauge</w:t>
       </w:r>
     </w:p>
     <w:p>
@@ -725,7 +732,7 @@
         <w:pStyle w:val="Heading1"/>
       </w:pPr>
       <w:r>
-        <w:t>Maintenance Summary</w:t>
+        <w:t>Inspection Summary</w:t>
       </w:r>
     </w:p>
     <w:tbl>
@@ -1151,7 +1158,20 @@
         <w:pStyle w:val="Heading1"/>
       </w:pPr>
       <w:r>
-        <w:t>Maintenance Checklist</w:t>
+        <w:t>Root Cause</w:t>
+      </w:r>
+    </w:p>
+    <w:p>
+      <w:r>
+        <w:t>Follow-up</w:t>
+      </w:r>
+    </w:p>
+    <w:p>
+      <w:pPr>
+        <w:pStyle w:val="Heading1"/>
+      </w:pPr>
+      <w:r>
+        <w:t>Inspection Checklist</w:t>
       </w:r>
     </w:p>
     <w:p>
@@ -1166,7 +1186,7 @@
     </w:p>
     <w:p>
       <w:r>
-        <w:t>☐ Visual Inspection Completed — Pending</w:t>
+        <w:t>☑ Visual Inspection Completed</w:t>
       </w:r>
     </w:p>
     <w:p>
@@ -1200,7 +1220,7 @@
     </w:p>
     <w:p>
       <w:r>
-        <w:t>Continue weekly inspection.</w:t>
+        <w:t>Schedule detailed equipment health assessment.</w:t>
       </w:r>
     </w:p>
     <w:p/>
